--- a/assets/Manuscripts/E9814_Sim10_History Assessment.docx
+++ b/assets/Manuscripts/E9814_Sim10_History Assessment.docx
@@ -1,6 +1,6 @@
 
 <file path=word/document.xml><?xml version="1.0" encoding="utf-8"?>
-<w:document xmlns:wpc="http://schemas.microsoft.com/office/word/2010/wordprocessingCanvas" xmlns:cx="http://schemas.microsoft.com/office/drawing/2014/chartex" xmlns:cx1="http://schemas.microsoft.com/office/drawing/2015/9/8/chartex" xmlns:cx2="http://schemas.microsoft.com/office/drawing/2015/10/21/chartex" xmlns:cx3="http://schemas.microsoft.com/office/drawing/2016/5/9/chartex" xmlns:cx4="http://schemas.microsoft.com/office/drawing/2016/5/10/chartex" xmlns:cx5="http://schemas.microsoft.com/office/drawing/2016/5/11/chartex" xmlns:cx6="http://schemas.microsoft.com/office/drawing/2016/5/12/chartex" xmlns:cx7="http://schemas.microsoft.com/office/drawing/2016/5/13/chartex" xmlns:cx8="http://schemas.microsoft.com/office/drawing/2016/5/14/chartex" xmlns:mc="http://schemas.openxmlformats.org/markup-compatibility/2006" xmlns:aink="http://schemas.microsoft.com/office/drawing/2016/ink" xmlns:am3d="http://schemas.microsoft.com/office/drawing/2017/model3d" xmlns:o="urn:schemas-microsoft-com:office:office" xmlns:oel="http://schemas.microsoft.com/office/2019/extlst" xmlns:r="http://schemas.openxmlformats.org/officeDocument/2006/relationships" xmlns:m="http://schemas.openxmlformats.org/officeDocument/2006/math" xmlns:v="urn:schemas-microsoft-com:vml" xmlns:wp14="http://schemas.microsoft.com/office/word/2010/wordprocessingDrawing" xmlns:wp="http://schemas.openxmlformats.org/drawingml/2006/wordprocessingDrawing" xmlns:w10="urn:schemas-microsoft-com:office:word" xmlns:w="http://schemas.openxmlformats.org/wordprocessingml/2006/main" xmlns:w14="http://schemas.microsoft.com/office/word/2010/wordml" xmlns:w15="http://schemas.microsoft.com/office/word/2012/wordml" xmlns:w16cex="http://schemas.microsoft.com/office/word/2018/wordml/cex" xmlns:w16cid="http://schemas.microsoft.com/office/word/2016/wordml/cid" xmlns:w16="http://schemas.microsoft.com/office/word/2018/wordml" xmlns:w16du="http://schemas.microsoft.com/office/word/2023/wordml/word16du" xmlns:w16sdtdh="http://schemas.microsoft.com/office/word/2020/wordml/sdtdatahash" xmlns:w16sdtfl="http://schemas.microsoft.com/office/word/2024/wordml/sdtformatlock" xmlns:w16se="http://schemas.microsoft.com/office/word/2015/wordml/symex" xmlns:wpg="http://schemas.microsoft.com/office/word/2010/wordprocessingGroup" xmlns:wpi="http://schemas.microsoft.com/office/word/2010/wordprocessingInk" xmlns:wne="http://schemas.microsoft.com/office/word/2006/wordml" xmlns:wps="http://schemas.microsoft.com/office/word/2010/wordprocessingShape" mc:Ignorable="w14 w15 w16se w16cid w16 w16cex w16sdtdh w16sdtfl w16du wp14">
+<w:document xmlns:wpc="http://schemas.microsoft.com/office/word/2010/wordprocessingCanvas" xmlns:cx="http://schemas.microsoft.com/office/drawing/2014/chartex" xmlns:cx1="http://schemas.microsoft.com/office/drawing/2015/9/8/chartex" xmlns:cx2="http://schemas.microsoft.com/office/drawing/2015/10/21/chartex" xmlns:cx3="http://schemas.microsoft.com/office/drawing/2016/5/9/chartex" xmlns:cx4="http://schemas.microsoft.com/office/drawing/2016/5/10/chartex" xmlns:cx5="http://schemas.microsoft.com/office/drawing/2016/5/11/chartex" xmlns:cx6="http://schemas.microsoft.com/office/drawing/2016/5/12/chartex" xmlns:cx7="http://schemas.microsoft.com/office/drawing/2016/5/13/chartex" xmlns:cx8="http://schemas.microsoft.com/office/drawing/2016/5/14/chartex" xmlns:mc="http://schemas.openxmlformats.org/markup-compatibility/2006" xmlns:aink="http://schemas.microsoft.com/office/drawing/2016/ink" xmlns:am3d="http://schemas.microsoft.com/office/drawing/2017/model3d" xmlns:o="urn:schemas-microsoft-com:office:office" xmlns:oel="http://schemas.microsoft.com/office/2019/extlst" xmlns:r="http://schemas.openxmlformats.org/officeDocument/2006/relationships" xmlns:m="http://schemas.openxmlformats.org/officeDocument/2006/math" xmlns:v="urn:schemas-microsoft-com:vml" xmlns:wp14="http://schemas.microsoft.com/office/word/2010/wordprocessingDrawing" xmlns:wp="http://schemas.openxmlformats.org/drawingml/2006/wordprocessingDrawing" xmlns:w10="urn:schemas-microsoft-com:office:word" xmlns:w="http://schemas.openxmlformats.org/wordprocessingml/2006/main" xmlns:w14="http://schemas.microsoft.com/office/word/2010/wordml" xmlns:w15="http://schemas.microsoft.com/office/word/2012/wordml" xmlns:w16cei="http://schemas.microsoft.com/office/word/2026/wordml/cei" xmlns:w16cex="http://schemas.microsoft.com/office/word/2018/wordml/cex" xmlns:w16cid="http://schemas.microsoft.com/office/word/2016/wordml/cid" xmlns:w16="http://schemas.microsoft.com/office/word/2018/wordml" xmlns:w16du="http://schemas.microsoft.com/office/word/2023/wordml/word16du" xmlns:w16sdtdh="http://schemas.microsoft.com/office/word/2020/wordml/sdtdatahash" xmlns:w16sdtfl="http://schemas.microsoft.com/office/word/2024/wordml/sdtformatlock" xmlns:w16se="http://schemas.microsoft.com/office/word/2015/wordml/symex" xmlns:wpg="http://schemas.microsoft.com/office/word/2010/wordprocessingGroup" xmlns:wpi="http://schemas.microsoft.com/office/word/2010/wordprocessingInk" xmlns:wne="http://schemas.microsoft.com/office/word/2006/wordml" xmlns:wps="http://schemas.microsoft.com/office/word/2010/wordprocessingShape" mc:Ignorable="w14 w15 w16se w16cid w16 w16cex w16sdtdh w16sdtfl w16du wp14">
   <w:body>
     <w:p>
       <w:pPr>
@@ -594,7 +594,21 @@
         <w:rPr>
           <w:color w:val="000000"/>
         </w:rPr>
-        <w:t>Have a friend choose two conditions, diseases, injuries, or other incidents. Ask your friend the SAMPLE OPQRST questions for each condition. the SAMPLE OPQRST questions for each condition. Using the list provided later, write the answers to the questions on the list. Then, inform the friend of your differential diagnoses.</w:t>
+        <w:t xml:space="preserve">Have a friend choose two conditions, diseases, injuries, or other incidents. Ask your friend the SAMPLE OPQRST questions for each condition. </w:t>
+      </w:r>
+      <w:del w:id="4" w:author="Anna Seaman" w:date="2026-08-20T14:37:00Z" w16du:dateUtc="2026-08-20T19:37:00Z">
+        <w:r>
+          <w:rPr>
+            <w:color w:val="000000"/>
+          </w:rPr>
+          <w:delText xml:space="preserve">the SAMPLE OPQRST questions for each condition. </w:delText>
+        </w:r>
+      </w:del>
+      <w:r>
+        <w:rPr>
+          <w:color w:val="000000"/>
+        </w:rPr>
+        <w:t>Using the list provided later, write the answers to the questions on the list. Then, inform the friend of your differential diagnoses.</w:t>
       </w:r>
     </w:p>
     <w:p>
@@ -740,22 +754,22 @@
         <w:rPr>
           <w:color w:val="000000"/>
         </w:rPr>
+        <w:t>P</w:t>
+      </w:r>
+    </w:p>
+    <w:p>
+      <w:pPr>
+        <w:spacing w:line="480" w:lineRule="auto"/>
+        <w:ind w:left="720"/>
+        <w:rPr>
+          <w:color w:val="000000"/>
+        </w:rPr>
+      </w:pPr>
+      <w:r>
+        <w:rPr>
+          <w:color w:val="000000"/>
+        </w:rPr>
         <w:lastRenderedPageBreak/>
-        <w:t>P</w:t>
-      </w:r>
-    </w:p>
-    <w:p>
-      <w:pPr>
-        <w:spacing w:line="480" w:lineRule="auto"/>
-        <w:ind w:left="720"/>
-        <w:rPr>
-          <w:color w:val="000000"/>
-        </w:rPr>
-      </w:pPr>
-      <w:r>
-        <w:rPr>
-          <w:color w:val="000000"/>
-        </w:rPr>
         <w:t>L</w:t>
       </w:r>
     </w:p>
@@ -1101,25 +1115,25 @@
         <w:rPr>
           <w:color w:val="000000"/>
         </w:rPr>
+        <w:t>T</w:t>
+      </w:r>
+    </w:p>
+    <w:p>
+      <w:pPr>
+        <w:spacing w:line="480" w:lineRule="auto"/>
+        <w:rPr>
+          <w:b/>
+          <w:bCs/>
+          <w:color w:val="000000"/>
+        </w:rPr>
+      </w:pPr>
+      <w:r>
+        <w:rPr>
+          <w:b/>
+          <w:bCs/>
+          <w:color w:val="000000"/>
+        </w:rPr>
         <w:lastRenderedPageBreak/>
-        <w:t>T</w:t>
-      </w:r>
-    </w:p>
-    <w:p>
-      <w:pPr>
-        <w:spacing w:line="480" w:lineRule="auto"/>
-        <w:rPr>
-          <w:b/>
-          <w:bCs/>
-          <w:color w:val="000000"/>
-        </w:rPr>
-      </w:pPr>
-      <w:r>
-        <w:rPr>
-          <w:b/>
-          <w:bCs/>
-          <w:color w:val="000000"/>
-        </w:rPr>
         <w:t>\</w:t>
       </w:r>
       <w:proofErr w:type="spellStart"/>
@@ -1487,14 +1501,14 @@
         <w:rPr>
           <w:color w:val="000000"/>
         </w:rPr>
-        <w:t xml:space="preserve">Write down a true or fictional story of an injury or incident, how it happened, the patient’s or person’s response or appearance, and the outcome or what happened next. With a minimum of four people, tell one person the story so that others cannot hear. Have that person tell the story to another person so that others cannot hear and so on, until the </w:t>
+        <w:t xml:space="preserve">Write down a true or fictional story of an injury or incident, how it happened, the patient’s or person’s response or appearance, and the outcome or what happened next. With a minimum of four people, tell one person the story so that others cannot hear. Have that person tell the story to another person so that others cannot hear and so on, until the fourth person has heard the story. Then ask that fourth person to tell you the story with all </w:t>
       </w:r>
       <w:r>
         <w:rPr>
           <w:color w:val="000000"/>
         </w:rPr>
         <w:lastRenderedPageBreak/>
-        <w:t>fourth person has heard the story. Then ask that fourth person to tell you the story with all participants listening. Write down this final story. The game is even more fun and challenging if you let some time pass between each telling or include more than four participants.</w:t>
+        <w:t>participants listening. Write down this final story. The game is even more fun and challenging if you let some time pass between each telling or include more than four participants.</w:t>
       </w:r>
     </w:p>
     <w:p>
@@ -1801,8 +1815,14 @@
         <w:rPr>
           <w:color w:val="000000"/>
         </w:rPr>
+        <w:t xml:space="preserve">To prepare for the debrief, think through all the cases in which you participated and diagram or write the histories you took for each. Did you follow the same pattern in each case, or do you </w:t>
+      </w:r>
+      <w:r>
+        <w:rPr>
+          <w:color w:val="000000"/>
+        </w:rPr>
         <w:lastRenderedPageBreak/>
-        <w:t>To prepare for the debrief, think through all the cases in which you participated and diagram or write the histories you took for each. Did you follow the same pattern in each case, or do you notice similarities? Can you create a pattern that will work for each case? Taking a thorough history involves having a planned and systematic format. Please submit the diagram or history sequence for all cases to the instructor with any observations about the order, missing elements, and if there is a consistent method.</w:t>
+        <w:t>notice similarities? Can you create a pattern that will work for each case? Taking a thorough history involves having a planned and systematic format. Please submit the diagram or history sequence for all cases to the instructor with any observations about the order, missing elements, and if there is a consistent method.</w:t>
       </w:r>
     </w:p>
     <w:p>
@@ -2007,7 +2027,7 @@
 </file>
 
 <file path=word/numbering.xml><?xml version="1.0" encoding="utf-8"?>
-<w:numbering xmlns:wpc="http://schemas.microsoft.com/office/word/2010/wordprocessingCanvas" xmlns:cx="http://schemas.microsoft.com/office/drawing/2014/chartex" xmlns:cx1="http://schemas.microsoft.com/office/drawing/2015/9/8/chartex" xmlns:cx2="http://schemas.microsoft.com/office/drawing/2015/10/21/chartex" xmlns:cx3="http://schemas.microsoft.com/office/drawing/2016/5/9/chartex" xmlns:cx4="http://schemas.microsoft.com/office/drawing/2016/5/10/chartex" xmlns:cx5="http://schemas.microsoft.com/office/drawing/2016/5/11/chartex" xmlns:cx6="http://schemas.microsoft.com/office/drawing/2016/5/12/chartex" xmlns:cx7="http://schemas.microsoft.com/office/drawing/2016/5/13/chartex" xmlns:cx8="http://schemas.microsoft.com/office/drawing/2016/5/14/chartex" xmlns:mc="http://schemas.openxmlformats.org/markup-compatibility/2006" xmlns:aink="http://schemas.microsoft.com/office/drawing/2016/ink" xmlns:am3d="http://schemas.microsoft.com/office/drawing/2017/model3d" xmlns:o="urn:schemas-microsoft-com:office:office" xmlns:oel="http://schemas.microsoft.com/office/2019/extlst" xmlns:r="http://schemas.openxmlformats.org/officeDocument/2006/relationships" xmlns:m="http://schemas.openxmlformats.org/officeDocument/2006/math" xmlns:v="urn:schemas-microsoft-com:vml" xmlns:wp14="http://schemas.microsoft.com/office/word/2010/wordprocessingDrawing" xmlns:wp="http://schemas.openxmlformats.org/drawingml/2006/wordprocessingDrawing" xmlns:w10="urn:schemas-microsoft-com:office:word" xmlns:w="http://schemas.openxmlformats.org/wordprocessingml/2006/main" xmlns:w14="http://schemas.microsoft.com/office/word/2010/wordml" xmlns:w15="http://schemas.microsoft.com/office/word/2012/wordml" xmlns:w16cex="http://schemas.microsoft.com/office/word/2018/wordml/cex" xmlns:w16cid="http://schemas.microsoft.com/office/word/2016/wordml/cid" xmlns:w16="http://schemas.microsoft.com/office/word/2018/wordml" xmlns:w16du="http://schemas.microsoft.com/office/word/2023/wordml/word16du" xmlns:w16sdtdh="http://schemas.microsoft.com/office/word/2020/wordml/sdtdatahash" xmlns:w16sdtfl="http://schemas.microsoft.com/office/word/2024/wordml/sdtformatlock" xmlns:w16se="http://schemas.microsoft.com/office/word/2015/wordml/symex" xmlns:wpg="http://schemas.microsoft.com/office/word/2010/wordprocessingGroup" xmlns:wpi="http://schemas.microsoft.com/office/word/2010/wordprocessingInk" xmlns:wne="http://schemas.microsoft.com/office/word/2006/wordml" xmlns:wps="http://schemas.microsoft.com/office/word/2010/wordprocessingShape" mc:Ignorable="w14 w15 w16se w16cid w16 w16cex w16sdtdh w16sdtfl w16du wp14">
+<w:numbering xmlns:wpc="http://schemas.microsoft.com/office/word/2010/wordprocessingCanvas" xmlns:cx="http://schemas.microsoft.com/office/drawing/2014/chartex" xmlns:cx1="http://schemas.microsoft.com/office/drawing/2015/9/8/chartex" xmlns:cx2="http://schemas.microsoft.com/office/drawing/2015/10/21/chartex" xmlns:cx3="http://schemas.microsoft.com/office/drawing/2016/5/9/chartex" xmlns:cx4="http://schemas.microsoft.com/office/drawing/2016/5/10/chartex" xmlns:cx5="http://schemas.microsoft.com/office/drawing/2016/5/11/chartex" xmlns:cx6="http://schemas.microsoft.com/office/drawing/2016/5/12/chartex" xmlns:cx7="http://schemas.microsoft.com/office/drawing/2016/5/13/chartex" xmlns:cx8="http://schemas.microsoft.com/office/drawing/2016/5/14/chartex" xmlns:mc="http://schemas.openxmlformats.org/markup-compatibility/2006" xmlns:aink="http://schemas.microsoft.com/office/drawing/2016/ink" xmlns:am3d="http://schemas.microsoft.com/office/drawing/2017/model3d" xmlns:o="urn:schemas-microsoft-com:office:office" xmlns:oel="http://schemas.microsoft.com/office/2019/extlst" xmlns:r="http://schemas.openxmlformats.org/officeDocument/2006/relationships" xmlns:m="http://schemas.openxmlformats.org/officeDocument/2006/math" xmlns:v="urn:schemas-microsoft-com:vml" xmlns:wp14="http://schemas.microsoft.com/office/word/2010/wordprocessingDrawing" xmlns:wp="http://schemas.openxmlformats.org/drawingml/2006/wordprocessingDrawing" xmlns:w10="urn:schemas-microsoft-com:office:word" xmlns:w="http://schemas.openxmlformats.org/wordprocessingml/2006/main" xmlns:w14="http://schemas.microsoft.com/office/word/2010/wordml" xmlns:w15="http://schemas.microsoft.com/office/word/2012/wordml" xmlns:w16cei="http://schemas.microsoft.com/office/word/2026/wordml/cei" xmlns:w16cex="http://schemas.microsoft.com/office/word/2018/wordml/cex" xmlns:w16cid="http://schemas.microsoft.com/office/word/2016/wordml/cid" xmlns:w16="http://schemas.microsoft.com/office/word/2018/wordml" xmlns:w16du="http://schemas.microsoft.com/office/word/2023/wordml/word16du" xmlns:w16sdtdh="http://schemas.microsoft.com/office/word/2020/wordml/sdtdatahash" xmlns:w16sdtfl="http://schemas.microsoft.com/office/word/2024/wordml/sdtformatlock" xmlns:w16se="http://schemas.microsoft.com/office/word/2015/wordml/symex" xmlns:wpg="http://schemas.microsoft.com/office/word/2010/wordprocessingGroup" xmlns:wpi="http://schemas.microsoft.com/office/word/2010/wordprocessingInk" xmlns:wne="http://schemas.microsoft.com/office/word/2006/wordml" xmlns:wps="http://schemas.microsoft.com/office/word/2010/wordprocessingShape" mc:Ignorable="w14 w15 w16se w16cid w16 w16cex w16sdtdh w16sdtfl w16du wp14">
   <w:abstractNum w:abstractNumId="0" w15:restartNumberingAfterBreak="0">
     <w:nsid w:val="01E738B5"/>
     <w:multiLevelType w:val="hybridMultilevel"/>
@@ -3854,6 +3874,14 @@
     <w:abstractNumId w:val="5"/>
   </w:num>
 </w:numbering>
+</file>
+
+<file path=word/people.xml><?xml version="1.0" encoding="utf-8"?>
+<w15:people xmlns:wpc="http://schemas.microsoft.com/office/word/2010/wordprocessingCanvas" xmlns:cx="http://schemas.microsoft.com/office/drawing/2014/chartex" xmlns:cx1="http://schemas.microsoft.com/office/drawing/2015/9/8/chartex" xmlns:cx2="http://schemas.microsoft.com/office/drawing/2015/10/21/chartex" xmlns:cx3="http://schemas.microsoft.com/office/drawing/2016/5/9/chartex" xmlns:cx4="http://schemas.microsoft.com/office/drawing/2016/5/10/chartex" xmlns:cx5="http://schemas.microsoft.com/office/drawing/2016/5/11/chartex" xmlns:cx6="http://schemas.microsoft.com/office/drawing/2016/5/12/chartex" xmlns:cx7="http://schemas.microsoft.com/office/drawing/2016/5/13/chartex" xmlns:cx8="http://schemas.microsoft.com/office/drawing/2016/5/14/chartex" xmlns:mc="http://schemas.openxmlformats.org/markup-compatibility/2006" xmlns:aink="http://schemas.microsoft.com/office/drawing/2016/ink" xmlns:am3d="http://schemas.microsoft.com/office/drawing/2017/model3d" xmlns:o="urn:schemas-microsoft-com:office:office" xmlns:oel="http://schemas.microsoft.com/office/2019/extlst" xmlns:r="http://schemas.openxmlformats.org/officeDocument/2006/relationships" xmlns:m="http://schemas.openxmlformats.org/officeDocument/2006/math" xmlns:v="urn:schemas-microsoft-com:vml" xmlns:wp14="http://schemas.microsoft.com/office/word/2010/wordprocessingDrawing" xmlns:wp="http://schemas.openxmlformats.org/drawingml/2006/wordprocessingDrawing" xmlns:w10="urn:schemas-microsoft-com:office:word" xmlns:w="http://schemas.openxmlformats.org/wordprocessingml/2006/main" xmlns:w14="http://schemas.microsoft.com/office/word/2010/wordml" xmlns:w15="http://schemas.microsoft.com/office/word/2012/wordml" xmlns:w16cei="http://schemas.microsoft.com/office/word/2026/wordml/cei" xmlns:w16cex="http://schemas.microsoft.com/office/word/2018/wordml/cex" xmlns:w16cid="http://schemas.microsoft.com/office/word/2016/wordml/cid" xmlns:w16="http://schemas.microsoft.com/office/word/2018/wordml" xmlns:w16du="http://schemas.microsoft.com/office/word/2023/wordml/word16du" xmlns:w16sdtdh="http://schemas.microsoft.com/office/word/2020/wordml/sdtdatahash" xmlns:w16sdtfl="http://schemas.microsoft.com/office/word/2024/wordml/sdtformatlock" xmlns:w16se="http://schemas.microsoft.com/office/word/2015/wordml/symex" xmlns:wpg="http://schemas.microsoft.com/office/word/2010/wordprocessingGroup" xmlns:wpi="http://schemas.microsoft.com/office/word/2010/wordprocessingInk" xmlns:wne="http://schemas.microsoft.com/office/word/2006/wordml" xmlns:wps="http://schemas.microsoft.com/office/word/2010/wordprocessingShape" mc:Ignorable="w14 w15 w16se w16cid w16 w16cex w16sdtdh w16sdtfl w16du wp14">
+  <w15:person w15:author="Anna Seaman">
+    <w15:presenceInfo w15:providerId="AD" w15:userId="S::AnnaS@hkusa.com::713ab380-bdda-4997-81d0-fa539102c996"/>
+  </w15:person>
+</w15:people>
 </file>
 
 <file path=word/styles.xml><?xml version="1.0" encoding="utf-8"?>
